--- a/tillsyn/A 12975-2026 tillsynsbegäran.docx
+++ b/tillsyn/A 12975-2026 tillsynsbegäran.docx
@@ -247,7 +247,7 @@
     <w:r>
       <w:tab/>
       <w:tab/>
-      <w:t>2026-06-18</w:t>
+      <w:t>2026-06-19</w:t>
       <w:br/>
       <w:br/>
     </w:r>

--- a/tillsyn/A 12975-2026 tillsynsbegäran.docx
+++ b/tillsyn/A 12975-2026 tillsynsbegäran.docx
@@ -247,7 +247,7 @@
     <w:r>
       <w:tab/>
       <w:tab/>
-      <w:t>2026-06-19</w:t>
+      <w:t>2026-06-20</w:t>
       <w:br/>
       <w:br/>
     </w:r>

--- a/tillsyn/A 12975-2026 tillsynsbegäran.docx
+++ b/tillsyn/A 12975-2026 tillsynsbegäran.docx
@@ -12,10 +12,7 @@
     </w:p>
     <w:p>
       <w:r>
-        <w:t>Detta dokument behandlar höga naturvärden i avverkningsanmälan A 12975-2026 i Timrå kommun som inkom 2026-03-11 och omfattar 0,4 ha.</w:t>
-      </w:r>
-      <w:r>
-        <w:t xml:space="preserve"> I Figur 1 visas fyndplatser för naturvårdsarter i området, som finns registrerade på Artportalen.</w:t>
+        <w:t>Denna tillsynsbegäran behandlar höga naturvärden i avverkningsanmälan A 12975-2026 i Timrå kommun som inkom 2026-03-11 och omfattar 0,4 ha.</w:t>
       </w:r>
     </w:p>
     <w:p>
@@ -63,7 +60,20 @@
         <w:spacing w:after="240"/>
       </w:pPr>
       <w:r>
-        <w:t>Figur 1. Fyndplatser för naturvårdsarter inom 20 meter från avverkningsanmälan (röd linje). Inom parentes anges rödlistekategorier, S för signalarter, Tför typiska arter och fridlysningsparagrafer i artskyddsförordningen.Markörer utan svart kant är placerade på fyndplatsen. Markörer med svart kant är placerade vid sidan av fyndplatsen och har ett svart streck som visar fyndplatsens exakta position. Kartans mittpunktskoordinat är N 6954834, E 603997 i SWEREF 99 TM.</w:t>
+        <w:t>Figur 1. Fyndplatser för naturvårdsarter inom 20 meter från avverkningsanmälan. Markörer utan svart kant är placerade på fyndplatsen. Markörer med svart kant är placerade vid sidan av fyndplatsen har ett svart streck som visar fyndplatsens exakta position. Kartans mittpunktskoordinat är N 6954834, E 603997 i SWEREF 99 TM.</w:t>
+      </w:r>
+    </w:p>
+    <w:p>
+      <w:r>
+        <w:t>Inom 20 meter från avverkningsanmälan finns fynd av 1 naturvårdsarter, varav 1 är rödlistad och 1 är typisk (T): dropptaggsvamp (NT, T). Se Figur 1.</w:t>
+      </w:r>
+    </w:p>
+    <w:p>
+      <w:pPr>
+        <w:pStyle w:val="Heading1"/>
+      </w:pPr>
+      <w:r>
+        <w:t>Tillsynsbegäran</w:t>
       </w:r>
     </w:p>
     <w:p>
@@ -77,26 +87,16 @@
       </w:r>
     </w:p>
     <w:p>
-      <w:r>
-        <w:t>Nedan beskrivs fynd av naturvårdsarter som gjorts i det avverkningsanmälda området.</w:t>
-      </w:r>
-    </w:p>
-    <w:p>
       <w:pPr>
         <w:pStyle w:val="Heading1"/>
       </w:pPr>
       <w:r>
-        <w:t>Naturvårdsarter</w:t>
+        <w:t>Naturvårdsarter och fridlysta arter</w:t>
       </w:r>
     </w:p>
     <w:p>
       <w:r>
-        <w:t>Inom 20 meter från avverkningsanmälan har följande 1 naturvårdsarter hittats: dropptaggsvamp (NT, T). Av dessa är 1 rödlistade. För rödlistade arter har rödlistekategorin angivits inom parentes. Typiska arter inom Natura 2000 som är kopplade till skogsekosystem har markerats med (T).</w:t>
-      </w:r>
-    </w:p>
-    <w:p>
-      <w:r>
-        <w:t>De påträffade naturvårdsarterna är ett tydligt kvitto på att det rör sig om en skog med höga naturvärden.</w:t>
+        <w:t>Nedan följer beskrivningar av de naturvårdsarter och fridlysta arter som har sina livsmiljöer och växtplatser i den avverkningsanmälda skogen. De påträffade naturvårdsarterna är ett tydligt kvitto på att det rör sig om en skog med höga naturvärden.</w:t>
       </w:r>
     </w:p>
     <w:p>
@@ -247,7 +247,7 @@
     <w:r>
       <w:tab/>
       <w:tab/>
-      <w:t>2026-06-20</w:t>
+      <w:t>2026-06-21</w:t>
       <w:br/>
       <w:br/>
     </w:r>

--- a/tillsyn/A 12975-2026 tillsynsbegäran.docx
+++ b/tillsyn/A 12975-2026 tillsynsbegäran.docx
@@ -247,7 +247,7 @@
     <w:r>
       <w:tab/>
       <w:tab/>
-      <w:t>2026-06-21</w:t>
+      <w:t>2026-06-22</w:t>
       <w:br/>
       <w:br/>
     </w:r>

--- a/tillsyn/A 12975-2026 tillsynsbegäran.docx
+++ b/tillsyn/A 12975-2026 tillsynsbegäran.docx
@@ -247,7 +247,7 @@
     <w:r>
       <w:tab/>
       <w:tab/>
-      <w:t>2026-06-22</w:t>
+      <w:t>2026-06-23</w:t>
       <w:br/>
       <w:br/>
     </w:r>

--- a/tillsyn/A 12975-2026 tillsynsbegäran.docx
+++ b/tillsyn/A 12975-2026 tillsynsbegäran.docx
@@ -247,7 +247,7 @@
     <w:r>
       <w:tab/>
       <w:tab/>
-      <w:t>2026-06-23</w:t>
+      <w:t>2026-06-24</w:t>
       <w:br/>
       <w:br/>
     </w:r>

--- a/tillsyn/A 12975-2026 tillsynsbegäran.docx
+++ b/tillsyn/A 12975-2026 tillsynsbegäran.docx
@@ -247,7 +247,7 @@
     <w:r>
       <w:tab/>
       <w:tab/>
-      <w:t>2026-06-24</w:t>
+      <w:t>2026-06-25</w:t>
       <w:br/>
       <w:br/>
     </w:r>

--- a/tillsyn/A 12975-2026 tillsynsbegäran.docx
+++ b/tillsyn/A 12975-2026 tillsynsbegäran.docx
@@ -247,7 +247,7 @@
     <w:r>
       <w:tab/>
       <w:tab/>
-      <w:t>2026-06-25</w:t>
+      <w:t>2026-06-26</w:t>
       <w:br/>
       <w:br/>
     </w:r>

--- a/tillsyn/A 12975-2026 tillsynsbegäran.docx
+++ b/tillsyn/A 12975-2026 tillsynsbegäran.docx
@@ -247,7 +247,7 @@
     <w:r>
       <w:tab/>
       <w:tab/>
-      <w:t>2026-06-26</w:t>
+      <w:t>2026-06-27</w:t>
       <w:br/>
       <w:br/>
     </w:r>

--- a/tillsyn/A 12975-2026 tillsynsbegäran.docx
+++ b/tillsyn/A 12975-2026 tillsynsbegäran.docx
@@ -247,7 +247,7 @@
     <w:r>
       <w:tab/>
       <w:tab/>
-      <w:t>2026-06-27</w:t>
+      <w:t>2026-06-28</w:t>
       <w:br/>
       <w:br/>
     </w:r>

--- a/tillsyn/A 12975-2026 tillsynsbegäran.docx
+++ b/tillsyn/A 12975-2026 tillsynsbegäran.docx
@@ -247,7 +247,7 @@
     <w:r>
       <w:tab/>
       <w:tab/>
-      <w:t>2026-06-28</w:t>
+      <w:t>2026-06-29</w:t>
       <w:br/>
       <w:br/>
     </w:r>

--- a/tillsyn/A 12975-2026 tillsynsbegäran.docx
+++ b/tillsyn/A 12975-2026 tillsynsbegäran.docx
@@ -247,7 +247,7 @@
     <w:r>
       <w:tab/>
       <w:tab/>
-      <w:t>2026-06-29</w:t>
+      <w:t>2026-06-30</w:t>
       <w:br/>
       <w:br/>
     </w:r>

--- a/tillsyn/A 12975-2026 tillsynsbegäran.docx
+++ b/tillsyn/A 12975-2026 tillsynsbegäran.docx
@@ -247,7 +247,7 @@
     <w:r>
       <w:tab/>
       <w:tab/>
-      <w:t>2026-06-30</w:t>
+      <w:t>2026-07-01</w:t>
       <w:br/>
       <w:br/>
     </w:r>

--- a/tillsyn/A 12975-2026 tillsynsbegäran.docx
+++ b/tillsyn/A 12975-2026 tillsynsbegäran.docx
@@ -247,7 +247,7 @@
     <w:r>
       <w:tab/>
       <w:tab/>
-      <w:t>2026-07-01</w:t>
+      <w:t>2026-07-02</w:t>
       <w:br/>
       <w:br/>
     </w:r>

--- a/tillsyn/A 12975-2026 tillsynsbegäran.docx
+++ b/tillsyn/A 12975-2026 tillsynsbegäran.docx
@@ -247,7 +247,7 @@
     <w:r>
       <w:tab/>
       <w:tab/>
-      <w:t>2026-07-13</w:t>
+      <w:t>2026-07-14</w:t>
       <w:br/>
       <w:br/>
     </w:r>

--- a/tillsyn/A 12975-2026 tillsynsbegäran.docx
+++ b/tillsyn/A 12975-2026 tillsynsbegäran.docx
@@ -247,7 +247,7 @@
     <w:r>
       <w:tab/>
       <w:tab/>
-      <w:t>2026-07-14</w:t>
+      <w:t>2026-07-15</w:t>
       <w:br/>
       <w:br/>
     </w:r>

--- a/tillsyn/A 12975-2026 tillsynsbegäran.docx
+++ b/tillsyn/A 12975-2026 tillsynsbegäran.docx
@@ -247,7 +247,7 @@
     <w:r>
       <w:tab/>
       <w:tab/>
-      <w:t>2026-07-15</w:t>
+      <w:t>2026-07-16</w:t>
       <w:br/>
       <w:br/>
     </w:r>

--- a/tillsyn/A 12975-2026 tillsynsbegäran.docx
+++ b/tillsyn/A 12975-2026 tillsynsbegäran.docx
@@ -247,7 +247,7 @@
     <w:r>
       <w:tab/>
       <w:tab/>
-      <w:t>2026-07-16</w:t>
+      <w:t>2026-07-17</w:t>
       <w:br/>
       <w:br/>
     </w:r>

--- a/tillsyn/A 12975-2026 tillsynsbegäran.docx
+++ b/tillsyn/A 12975-2026 tillsynsbegäran.docx
@@ -247,7 +247,7 @@
     <w:r>
       <w:tab/>
       <w:tab/>
-      <w:t>2026-07-17</w:t>
+      <w:t>2026-07-18</w:t>
       <w:br/>
       <w:br/>
     </w:r>

--- a/tillsyn/A 12975-2026 tillsynsbegäran.docx
+++ b/tillsyn/A 12975-2026 tillsynsbegäran.docx
@@ -247,7 +247,7 @@
     <w:r>
       <w:tab/>
       <w:tab/>
-      <w:t>2026-07-18</w:t>
+      <w:t>2026-07-19</w:t>
       <w:br/>
       <w:br/>
     </w:r>

--- a/tillsyn/A 12975-2026 tillsynsbegäran.docx
+++ b/tillsyn/A 12975-2026 tillsynsbegäran.docx
@@ -247,7 +247,7 @@
     <w:r>
       <w:tab/>
       <w:tab/>
-      <w:t>2026-07-19</w:t>
+      <w:t>2026-07-20</w:t>
       <w:br/>
       <w:br/>
     </w:r>

--- a/tillsyn/A 12975-2026 tillsynsbegäran.docx
+++ b/tillsyn/A 12975-2026 tillsynsbegäran.docx
@@ -247,7 +247,7 @@
     <w:r>
       <w:tab/>
       <w:tab/>
-      <w:t>2026-07-20</w:t>
+      <w:t>2026-07-21</w:t>
       <w:br/>
       <w:br/>
     </w:r>

--- a/tillsyn/A 12975-2026 tillsynsbegäran.docx
+++ b/tillsyn/A 12975-2026 tillsynsbegäran.docx
@@ -247,7 +247,7 @@
     <w:r>
       <w:tab/>
       <w:tab/>
-      <w:t>2026-07-21</w:t>
+      <w:t>2026-07-22</w:t>
       <w:br/>
       <w:br/>
     </w:r>

--- a/tillsyn/A 12975-2026 tillsynsbegäran.docx
+++ b/tillsyn/A 12975-2026 tillsynsbegäran.docx
@@ -247,7 +247,7 @@
     <w:r>
       <w:tab/>
       <w:tab/>
-      <w:t>2026-07-22</w:t>
+      <w:t>2026-07-23</w:t>
       <w:br/>
       <w:br/>
     </w:r>

--- a/tillsyn/A 12975-2026 tillsynsbegäran.docx
+++ b/tillsyn/A 12975-2026 tillsynsbegäran.docx
@@ -247,7 +247,7 @@
     <w:r>
       <w:tab/>
       <w:tab/>
-      <w:t>2026-07-23</w:t>
+      <w:t>2026-07-24</w:t>
       <w:br/>
       <w:br/>
     </w:r>

--- a/tillsyn/A 12975-2026 tillsynsbegäran.docx
+++ b/tillsyn/A 12975-2026 tillsynsbegäran.docx
@@ -247,7 +247,7 @@
     <w:r>
       <w:tab/>
       <w:tab/>
-      <w:t>2026-07-24</w:t>
+      <w:t>2026-07-25</w:t>
       <w:br/>
       <w:br/>
     </w:r>

--- a/tillsyn/A 12975-2026 tillsynsbegäran.docx
+++ b/tillsyn/A 12975-2026 tillsynsbegäran.docx
@@ -247,7 +247,7 @@
     <w:r>
       <w:tab/>
       <w:tab/>
-      <w:t>2026-07-25</w:t>
+      <w:t>2026-07-26</w:t>
       <w:br/>
       <w:br/>
     </w:r>

--- a/tillsyn/A 12975-2026 tillsynsbegäran.docx
+++ b/tillsyn/A 12975-2026 tillsynsbegäran.docx
@@ -247,7 +247,7 @@
     <w:r>
       <w:tab/>
       <w:tab/>
-      <w:t>2026-07-26</w:t>
+      <w:t>2026-07-27</w:t>
       <w:br/>
       <w:br/>
     </w:r>

--- a/tillsyn/A 12975-2026 tillsynsbegäran.docx
+++ b/tillsyn/A 12975-2026 tillsynsbegäran.docx
@@ -247,7 +247,7 @@
     <w:r>
       <w:tab/>
       <w:tab/>
-      <w:t>2026-07-27</w:t>
+      <w:t>2026-07-28</w:t>
       <w:br/>
       <w:br/>
     </w:r>

--- a/tillsyn/A 12975-2026 tillsynsbegäran.docx
+++ b/tillsyn/A 12975-2026 tillsynsbegäran.docx
@@ -247,7 +247,7 @@
     <w:r>
       <w:tab/>
       <w:tab/>
-      <w:t>2026-07-28</w:t>
+      <w:t>2026-07-29</w:t>
       <w:br/>
       <w:br/>
     </w:r>

--- a/tillsyn/A 12975-2026 tillsynsbegäran.docx
+++ b/tillsyn/A 12975-2026 tillsynsbegäran.docx
@@ -247,7 +247,7 @@
     <w:r>
       <w:tab/>
       <w:tab/>
-      <w:t>2026-07-29</w:t>
+      <w:t>2026-07-30</w:t>
       <w:br/>
       <w:br/>
     </w:r>

--- a/tillsyn/A 12975-2026 tillsynsbegäran.docx
+++ b/tillsyn/A 12975-2026 tillsynsbegäran.docx
@@ -247,7 +247,7 @@
     <w:r>
       <w:tab/>
       <w:tab/>
-      <w:t>2026-07-30</w:t>
+      <w:t>2026-07-31</w:t>
       <w:br/>
       <w:br/>
     </w:r>

--- a/tillsyn/A 12975-2026 tillsynsbegäran.docx
+++ b/tillsyn/A 12975-2026 tillsynsbegäran.docx
@@ -247,7 +247,7 @@
     <w:r>
       <w:tab/>
       <w:tab/>
-      <w:t>2026-07-31</w:t>
+      <w:t>2026-08-01</w:t>
       <w:br/>
       <w:br/>
     </w:r>

--- a/tillsyn/A 12975-2026 tillsynsbegäran.docx
+++ b/tillsyn/A 12975-2026 tillsynsbegäran.docx
@@ -247,7 +247,7 @@
     <w:r>
       <w:tab/>
       <w:tab/>
-      <w:t>2026-08-01</w:t>
+      <w:t>2026-08-02</w:t>
       <w:br/>
       <w:br/>
     </w:r>

--- a/tillsyn/A 12975-2026 tillsynsbegäran.docx
+++ b/tillsyn/A 12975-2026 tillsynsbegäran.docx
@@ -247,7 +247,7 @@
     <w:r>
       <w:tab/>
       <w:tab/>
-      <w:t>2026-08-02</w:t>
+      <w:t>2026-08-03</w:t>
       <w:br/>
       <w:br/>
     </w:r>

--- a/tillsyn/A 12975-2026 tillsynsbegäran.docx
+++ b/tillsyn/A 12975-2026 tillsynsbegäran.docx
@@ -247,7 +247,7 @@
     <w:r>
       <w:tab/>
       <w:tab/>
-      <w:t>2026-08-03</w:t>
+      <w:t>2026-08-05</w:t>
       <w:br/>
       <w:br/>
     </w:r>

--- a/tillsyn/A 12975-2026 tillsynsbegäran.docx
+++ b/tillsyn/A 12975-2026 tillsynsbegäran.docx
@@ -247,7 +247,7 @@
     <w:r>
       <w:tab/>
       <w:tab/>
-      <w:t>2026-08-05</w:t>
+      <w:t>2026-08-07</w:t>
       <w:br/>
       <w:br/>
     </w:r>

--- a/tillsyn/A 12975-2026 tillsynsbegäran.docx
+++ b/tillsyn/A 12975-2026 tillsynsbegäran.docx
@@ -247,7 +247,7 @@
     <w:r>
       <w:tab/>
       <w:tab/>
-      <w:t>2026-08-07</w:t>
+      <w:t>2026-08-08</w:t>
       <w:br/>
       <w:br/>
     </w:r>

--- a/tillsyn/A 12975-2026 tillsynsbegäran.docx
+++ b/tillsyn/A 12975-2026 tillsynsbegäran.docx
@@ -60,7 +60,7 @@
         <w:spacing w:after="240"/>
       </w:pPr>
       <w:r>
-        <w:t>Figur 1. Fyndplatser för naturvårdsarter inom 20 meter från avverkningsanmälan. Markörer utan svart kant är placerade på fyndplatsen. Markörer med svart kant är placerade vid sidan av fyndplatsen har ett svart streck som visar fyndplatsens exakta position. Kartans mittpunktskoordinat är N 6954834, E 603997 i SWEREF 99 TM.</w:t>
+        <w:t>Figur 1. Fyndplatser för naturvårdsarter inom 20 meter från avverkningsanmälan. Markörer utan svart kant är placerade på fyndplatsen. Markörer med svart kant är placerade vid sidan av fyndplatsen och har ett svart streck som visar fyndplatsens exakta position. Kartans mittpunktskoordinat är N 6954834, E 603997 i SWEREF 99 TM.</w:t>
       </w:r>
     </w:p>
     <w:p>
@@ -247,7 +247,7 @@
     <w:r>
       <w:tab/>
       <w:tab/>
-      <w:t>2026-08-14</w:t>
+      <w:t>2026-08-15</w:t>
       <w:br/>
       <w:br/>
     </w:r>

--- a/tillsyn/A 12975-2026 tillsynsbegäran.docx
+++ b/tillsyn/A 12975-2026 tillsynsbegäran.docx
@@ -247,7 +247,7 @@
     <w:r>
       <w:tab/>
       <w:tab/>
-      <w:t>2026-08-15</w:t>
+      <w:t>2026-08-16</w:t>
       <w:br/>
       <w:br/>
     </w:r>

--- a/tillsyn/A 12975-2026 tillsynsbegäran.docx
+++ b/tillsyn/A 12975-2026 tillsynsbegäran.docx
@@ -247,7 +247,7 @@
     <w:r>
       <w:tab/>
       <w:tab/>
-      <w:t>2026-08-16</w:t>
+      <w:t>2026-08-17</w:t>
       <w:br/>
       <w:br/>
     </w:r>

--- a/tillsyn/A 12975-2026 tillsynsbegäran.docx
+++ b/tillsyn/A 12975-2026 tillsynsbegäran.docx
@@ -247,7 +247,7 @@
     <w:r>
       <w:tab/>
       <w:tab/>
-      <w:t>2026-08-17</w:t>
+      <w:t>2026-08-18</w:t>
       <w:br/>
       <w:br/>
     </w:r>

--- a/tillsyn/A 12975-2026 tillsynsbegäran.docx
+++ b/tillsyn/A 12975-2026 tillsynsbegäran.docx
@@ -247,7 +247,7 @@
     <w:r>
       <w:tab/>
       <w:tab/>
-      <w:t>2026-08-18</w:t>
+      <w:t>2026-08-19</w:t>
       <w:br/>
       <w:br/>
     </w:r>

--- a/tillsyn/A 12975-2026 tillsynsbegäran.docx
+++ b/tillsyn/A 12975-2026 tillsynsbegäran.docx
@@ -247,7 +247,7 @@
     <w:r>
       <w:tab/>
       <w:tab/>
-      <w:t>2026-08-19</w:t>
+      <w:t>2026-08-20</w:t>
       <w:br/>
       <w:br/>
     </w:r>

--- a/tillsyn/A 12975-2026 tillsynsbegäran.docx
+++ b/tillsyn/A 12975-2026 tillsynsbegäran.docx
@@ -247,7 +247,7 @@
     <w:r>
       <w:tab/>
       <w:tab/>
-      <w:t>2026-08-20</w:t>
+      <w:t>2026-08-21</w:t>
       <w:br/>
       <w:br/>
     </w:r>

--- a/tillsyn/A 12975-2026 tillsynsbegäran.docx
+++ b/tillsyn/A 12975-2026 tillsynsbegäran.docx
@@ -247,7 +247,7 @@
     <w:r>
       <w:tab/>
       <w:tab/>
-      <w:t>2026-08-21</w:t>
+      <w:t>2026-08-22</w:t>
       <w:br/>
       <w:br/>
     </w:r>

--- a/tillsyn/A 12975-2026 tillsynsbegäran.docx
+++ b/tillsyn/A 12975-2026 tillsynsbegäran.docx
@@ -247,7 +247,7 @@
     <w:r>
       <w:tab/>
       <w:tab/>
-      <w:t>2026-08-22</w:t>
+      <w:t>2026-08-23</w:t>
       <w:br/>
       <w:br/>
     </w:r>

--- a/tillsyn/A 12975-2026 tillsynsbegäran.docx
+++ b/tillsyn/A 12975-2026 tillsynsbegäran.docx
@@ -247,7 +247,7 @@
     <w:r>
       <w:tab/>
       <w:tab/>
-      <w:t>2026-08-23</w:t>
+      <w:t>2026-08-24</w:t>
       <w:br/>
       <w:br/>
     </w:r>

--- a/tillsyn/A 12975-2026 tillsynsbegäran.docx
+++ b/tillsyn/A 12975-2026 tillsynsbegäran.docx
@@ -247,7 +247,7 @@
     <w:r>
       <w:tab/>
       <w:tab/>
-      <w:t>2026-08-24</w:t>
+      <w:t>2026-08-25</w:t>
       <w:br/>
       <w:br/>
     </w:r>

--- a/tillsyn/A 12975-2026 tillsynsbegäran.docx
+++ b/tillsyn/A 12975-2026 tillsynsbegäran.docx
@@ -247,7 +247,7 @@
     <w:r>
       <w:tab/>
       <w:tab/>
-      <w:t>2026-08-25</w:t>
+      <w:t>2026-08-26</w:t>
       <w:br/>
       <w:br/>
     </w:r>

--- a/tillsyn/A 12975-2026 tillsynsbegäran.docx
+++ b/tillsyn/A 12975-2026 tillsynsbegäran.docx
@@ -247,7 +247,7 @@
     <w:r>
       <w:tab/>
       <w:tab/>
-      <w:t>2026-08-26</w:t>
+      <w:t>2026-08-27</w:t>
       <w:br/>
       <w:br/>
     </w:r>

--- a/tillsyn/A 12975-2026 tillsynsbegäran.docx
+++ b/tillsyn/A 12975-2026 tillsynsbegäran.docx
@@ -247,7 +247,7 @@
     <w:r>
       <w:tab/>
       <w:tab/>
-      <w:t>2026-08-27</w:t>
+      <w:t>2026-08-28</w:t>
       <w:br/>
       <w:br/>
     </w:r>

--- a/tillsyn/A 12975-2026 tillsynsbegäran.docx
+++ b/tillsyn/A 12975-2026 tillsynsbegäran.docx
@@ -247,7 +247,7 @@
     <w:r>
       <w:tab/>
       <w:tab/>
-      <w:t>2026-08-28</w:t>
+      <w:t>2026-08-29</w:t>
       <w:br/>
       <w:br/>
     </w:r>

--- a/tillsyn/A 12975-2026 tillsynsbegäran.docx
+++ b/tillsyn/A 12975-2026 tillsynsbegäran.docx
@@ -247,7 +247,7 @@
     <w:r>
       <w:tab/>
       <w:tab/>
-      <w:t>2026-08-29</w:t>
+      <w:t>2026-08-31</w:t>
       <w:br/>
       <w:br/>
     </w:r>

--- a/tillsyn/A 12975-2026 tillsynsbegäran.docx
+++ b/tillsyn/A 12975-2026 tillsynsbegäran.docx
@@ -247,7 +247,7 @@
     <w:r>
       <w:tab/>
       <w:tab/>
-      <w:t>2026-08-31</w:t>
+      <w:t>2026-09-01</w:t>
       <w:br/>
       <w:br/>
     </w:r>

--- a/tillsyn/A 12975-2026 tillsynsbegäran.docx
+++ b/tillsyn/A 12975-2026 tillsynsbegäran.docx
@@ -247,7 +247,7 @@
     <w:r>
       <w:tab/>
       <w:tab/>
-      <w:t>2026-09-01</w:t>
+      <w:t>2026-09-02</w:t>
       <w:br/>
       <w:br/>
     </w:r>

--- a/tillsyn/A 12975-2026 tillsynsbegäran.docx
+++ b/tillsyn/A 12975-2026 tillsynsbegäran.docx
@@ -247,7 +247,7 @@
     <w:r>
       <w:tab/>
       <w:tab/>
-      <w:t>2026-09-02</w:t>
+      <w:t>2026-09-03</w:t>
       <w:br/>
       <w:br/>
     </w:r>

--- a/tillsyn/A 12975-2026 tillsynsbegäran.docx
+++ b/tillsyn/A 12975-2026 tillsynsbegäran.docx
@@ -247,7 +247,7 @@
     <w:r>
       <w:tab/>
       <w:tab/>
-      <w:t>2026-09-03</w:t>
+      <w:t>2026-09-04</w:t>
       <w:br/>
       <w:br/>
     </w:r>

--- a/tillsyn/A 12975-2026 tillsynsbegäran.docx
+++ b/tillsyn/A 12975-2026 tillsynsbegäran.docx
@@ -247,7 +247,7 @@
     <w:r>
       <w:tab/>
       <w:tab/>
-      <w:t>2026-09-04</w:t>
+      <w:t>2026-09-05</w:t>
       <w:br/>
       <w:br/>
     </w:r>

--- a/tillsyn/A 12975-2026 tillsynsbegäran.docx
+++ b/tillsyn/A 12975-2026 tillsynsbegäran.docx
@@ -247,7 +247,7 @@
     <w:r>
       <w:tab/>
       <w:tab/>
-      <w:t>2026-09-05</w:t>
+      <w:t>2026-09-06</w:t>
       <w:br/>
       <w:br/>
     </w:r>

--- a/tillsyn/A 12975-2026 tillsynsbegäran.docx
+++ b/tillsyn/A 12975-2026 tillsynsbegäran.docx
@@ -247,7 +247,7 @@
     <w:r>
       <w:tab/>
       <w:tab/>
-      <w:t>2026-09-06</w:t>
+      <w:t>2026-09-07</w:t>
       <w:br/>
       <w:br/>
     </w:r>

--- a/tillsyn/A 12975-2026 tillsynsbegäran.docx
+++ b/tillsyn/A 12975-2026 tillsynsbegäran.docx
@@ -247,7 +247,7 @@
     <w:r>
       <w:tab/>
       <w:tab/>
-      <w:t>2026-09-07</w:t>
+      <w:t>2026-09-08</w:t>
       <w:br/>
       <w:br/>
     </w:r>

--- a/tillsyn/A 12975-2026 tillsynsbegäran.docx
+++ b/tillsyn/A 12975-2026 tillsynsbegäran.docx
@@ -247,7 +247,7 @@
     <w:r>
       <w:tab/>
       <w:tab/>
-      <w:t>2026-09-08</w:t>
+      <w:t>2026-09-09</w:t>
       <w:br/>
       <w:br/>
     </w:r>

--- a/tillsyn/A 12975-2026 tillsynsbegäran.docx
+++ b/tillsyn/A 12975-2026 tillsynsbegäran.docx
@@ -247,7 +247,7 @@
     <w:r>
       <w:tab/>
       <w:tab/>
-      <w:t>2026-09-09</w:t>
+      <w:t>2026-09-10</w:t>
       <w:br/>
       <w:br/>
     </w:r>

--- a/tillsyn/A 12975-2026 tillsynsbegäran.docx
+++ b/tillsyn/A 12975-2026 tillsynsbegäran.docx
@@ -247,7 +247,7 @@
     <w:r>
       <w:tab/>
       <w:tab/>
-      <w:t>2026-09-10</w:t>
+      <w:t>2026-09-11</w:t>
       <w:br/>
       <w:br/>
     </w:r>

--- a/tillsyn/A 12975-2026 tillsynsbegäran.docx
+++ b/tillsyn/A 12975-2026 tillsynsbegäran.docx
@@ -247,7 +247,7 @@
     <w:r>
       <w:tab/>
       <w:tab/>
-      <w:t>2026-09-11</w:t>
+      <w:t>2026-09-12</w:t>
       <w:br/>
       <w:br/>
     </w:r>
